--- a/aura-documents/output/word/09-marketing-and-finance/04-pre-launch-and-grand-opening-plan.docx
+++ b/aura-documents/output/word/09-marketing-and-finance/04-pre-launch-and-grand-opening-plan.docx
@@ -30,7 +30,7 @@
           <w:color w:val="7A6753"/>
           <w:sz w:val="16"/>
         </w:rPr>
-        <w:t xml:space="preserve">Document No. AUR-MKT-04 · Version 0.1 (Draft) · Owner: General Manager · Effective: </w:t>
+        <w:t xml:space="preserve">Document No. AUR-MKT-04 · Version 0.2 (Draft) · Owner: General Manager · Effective: </w:t>
       </w:r>
       <w:r>
         <w:rPr>
@@ -141,7 +141,7 @@
           <w:color w:val="4A3A2C"/>
           <w:sz w:val="20"/>
         </w:rPr>
-        <w:t>Open with every Host trained and signed off by Elevé Health on every unit.</w:t>
+        <w:t>Open with every Host trained and signed off by Elevé Health on every unit, and Healers ready to welcome every first-time guest.</w:t>
       </w:r>
     </w:p>
     <w:p>
@@ -228,7 +228,7 @@
           <w:color w:val="4A3A2C"/>
           <w:sz w:val="20"/>
         </w:rPr>
-        <w:t>Reach steady weekly utilisation and membership targets within 90 days.</w:t>
+        <w:t>Reach steady weekly utilisation and membership targets within 90 days, driven by paid ad campaigns with fast lead response.</w:t>
       </w:r>
     </w:p>
     <w:p>
@@ -273,7 +273,7 @@
           <w:color w:val="4A3A2C"/>
           <w:sz w:val="20"/>
         </w:rPr>
-        <w:t xml:space="preserve">Confirm opening date, trade licence and DHA status for IV therapy and hyperbaric oxygen </w:t>
+        <w:t xml:space="preserve">Confirm opening date and trade licence, and </w:t>
       </w:r>
       <w:r>
         <w:rPr>
@@ -283,7 +283,7 @@
           <w:color w:val="A6754C"/>
           <w:sz w:val="20"/>
         </w:rPr>
-        <w:t>[DHA licence / approval reference]</w:t>
+        <w:t>[confirm licensing requirements for hyperbaric with DHA / licensing authority]</w:t>
       </w:r>
       <w:r>
         <w:rPr>
@@ -293,7 +293,7 @@
           <w:color w:val="4A3A2C"/>
           <w:sz w:val="20"/>
         </w:rPr>
-        <w:t>.</w:t>
+        <w:t>. No medical treatments at launch; IV therapy is a possible future service only.</w:t>
       </w:r>
     </w:p>
     <w:p>
@@ -425,6 +425,58 @@
           <w:color w:val="4A3A2C"/>
           <w:sz w:val="20"/>
         </w:rPr>
+        <w:t xml:space="preserve">Choose booking software </w:t>
+      </w:r>
+      <w:r>
+        <w:rPr>
+          <w:rFonts w:ascii="Jost" w:hAnsi="Jost" w:cs="Jost" w:eastAsia="Jost"/>
+          <w:b w:val="0"/>
+          <w:i w:val="0"/>
+          <w:color w:val="A6754C"/>
+          <w:sz w:val="20"/>
+        </w:rPr>
+        <w:t>[Booking system — to be chosen]</w:t>
+      </w:r>
+      <w:r>
+        <w:rPr>
+          <w:rFonts w:ascii="Jost" w:hAnsi="Jost" w:cs="Jost" w:eastAsia="Jost"/>
+          <w:b w:val="0"/>
+          <w:i w:val="0"/>
+          <w:color w:val="4A3A2C"/>
+          <w:sz w:val="20"/>
+        </w:rPr>
+        <w:t xml:space="preserve"> and connect website and WhatsApp booking.</w:t>
+      </w:r>
+    </w:p>
+    <w:p>
+      <w:pPr>
+        <w:pStyle w:val="ListBullet"/>
+        <w:spacing w:before="0" w:after="60" w:line="300" w:lineRule="auto"/>
+      </w:pPr>
+      <w:r>
+        <w:rPr>
+          <w:rFonts w:ascii="Jost" w:hAnsi="Jost" w:cs="Jost" w:eastAsia="Jost"/>
+          <w:b w:val="0"/>
+          <w:i w:val="0"/>
+          <w:color w:val="4A3A2C"/>
+          <w:sz w:val="20"/>
+        </w:rPr>
+        <w:t>Set up Apple Pay, card and cash payments (Tabby later).</w:t>
+      </w:r>
+    </w:p>
+    <w:p>
+      <w:pPr>
+        <w:pStyle w:val="ListBullet"/>
+        <w:spacing w:before="0" w:after="60" w:line="300" w:lineRule="auto"/>
+      </w:pPr>
+      <w:r>
+        <w:rPr>
+          <w:rFonts w:ascii="Jost" w:hAnsi="Jost" w:cs="Jost" w:eastAsia="Jost"/>
+          <w:b w:val="0"/>
+          <w:i w:val="0"/>
+          <w:color w:val="4A3A2C"/>
+          <w:sz w:val="20"/>
+        </w:rPr>
         <w:t>Brief photographer for "Behind the build" content at 332 Jumeirah First.</w:t>
       </w:r>
     </w:p>
@@ -504,6 +556,42 @@
           <w:color w:val="4A3A2C"/>
           <w:sz w:val="20"/>
         </w:rPr>
+        <w:t xml:space="preserve">Paid ad campaigns live on Meta/Instagram and Google, with leads routed to WhatsApp and answered within </w:t>
+      </w:r>
+      <w:r>
+        <w:rPr>
+          <w:rFonts w:ascii="Jost" w:hAnsi="Jost" w:cs="Jost" w:eastAsia="Jost"/>
+          <w:b w:val="0"/>
+          <w:i w:val="0"/>
+          <w:color w:val="A6754C"/>
+          <w:sz w:val="20"/>
+        </w:rPr>
+        <w:t>[___ minutes]</w:t>
+      </w:r>
+      <w:r>
+        <w:rPr>
+          <w:rFonts w:ascii="Jost" w:hAnsi="Jost" w:cs="Jost" w:eastAsia="Jost"/>
+          <w:b w:val="0"/>
+          <w:i w:val="0"/>
+          <w:color w:val="4A3A2C"/>
+          <w:sz w:val="20"/>
+        </w:rPr>
+        <w:t>.</w:t>
+      </w:r>
+    </w:p>
+    <w:p>
+      <w:pPr>
+        <w:pStyle w:val="ListBullet"/>
+        <w:spacing w:before="0" w:after="60" w:line="300" w:lineRule="auto"/>
+      </w:pPr>
+      <w:r>
+        <w:rPr>
+          <w:rFonts w:ascii="Jost" w:hAnsi="Jost" w:cs="Jost" w:eastAsia="Jost"/>
+          <w:b w:val="0"/>
+          <w:i w:val="0"/>
+          <w:color w:val="4A3A2C"/>
+          <w:sz w:val="20"/>
+        </w:rPr>
         <w:t>Corporate partner and wellness creator outreach begins.</w:t>
       </w:r>
     </w:p>
@@ -567,7 +655,27 @@
           <w:color w:val="4A3A2C"/>
           <w:sz w:val="20"/>
         </w:rPr>
-        <w:t>Clinical Lead completes IV protocols and DHA readiness.</w:t>
+        <w:t xml:space="preserve">Elevé operating instructions and protocols received and adopted </w:t>
+      </w:r>
+      <w:r>
+        <w:rPr>
+          <w:rFonts w:ascii="Jost" w:hAnsi="Jost" w:cs="Jost" w:eastAsia="Jost"/>
+          <w:b w:val="0"/>
+          <w:i w:val="0"/>
+          <w:color w:val="A6754C"/>
+          <w:sz w:val="20"/>
+        </w:rPr>
+        <w:t>[per Elevé protocol — pending]</w:t>
+      </w:r>
+      <w:r>
+        <w:rPr>
+          <w:rFonts w:ascii="Jost" w:hAnsi="Jost" w:cs="Jost" w:eastAsia="Jost"/>
+          <w:b w:val="0"/>
+          <w:i w:val="0"/>
+          <w:color w:val="4A3A2C"/>
+          <w:sz w:val="20"/>
+        </w:rPr>
+        <w:t>.</w:t>
       </w:r>
     </w:p>
     <w:p>
@@ -583,7 +691,59 @@
           <w:color w:val="4A3A2C"/>
           <w:sz w:val="20"/>
         </w:rPr>
-        <w:t>Internal "friends and family" sessions to rehearse flows: arrival, breathing ritual, screening, each modality, checkout.</w:t>
+        <w:t>Healers trained in the first-visit consultation flow; Breathwork &amp; Sound Healing Facilitator schedules confirmed.</w:t>
+      </w:r>
+    </w:p>
+    <w:p>
+      <w:pPr>
+        <w:pStyle w:val="ListBullet"/>
+        <w:spacing w:before="0" w:after="60" w:line="300" w:lineRule="auto"/>
+      </w:pPr>
+      <w:r>
+        <w:rPr>
+          <w:rFonts w:ascii="Jost" w:hAnsi="Jost" w:cs="Jost" w:eastAsia="Jost"/>
+          <w:b w:val="0"/>
+          <w:i w:val="0"/>
+          <w:color w:val="4A3A2C"/>
+          <w:sz w:val="20"/>
+        </w:rPr>
+        <w:t xml:space="preserve">Amenities (robes, Aura-branded towels, clothing and hotel-style slippers), refreshments menu </w:t>
+      </w:r>
+      <w:r>
+        <w:rPr>
+          <w:rFonts w:ascii="Jost" w:hAnsi="Jost" w:cs="Jost" w:eastAsia="Jost"/>
+          <w:b w:val="0"/>
+          <w:i w:val="0"/>
+          <w:color w:val="A6754C"/>
+          <w:sz w:val="20"/>
+        </w:rPr>
+        <w:t>[to confirm]</w:t>
+      </w:r>
+      <w:r>
+        <w:rPr>
+          <w:rFonts w:ascii="Jost" w:hAnsi="Jost" w:cs="Jost" w:eastAsia="Jost"/>
+          <w:b w:val="0"/>
+          <w:i w:val="0"/>
+          <w:color w:val="4A3A2C"/>
+          <w:sz w:val="20"/>
+        </w:rPr>
+        <w:t>, in-house laundry and retail stock in place.</w:t>
+      </w:r>
+    </w:p>
+    <w:p>
+      <w:pPr>
+        <w:pStyle w:val="ListBullet"/>
+        <w:spacing w:before="0" w:after="60" w:line="300" w:lineRule="auto"/>
+      </w:pPr>
+      <w:r>
+        <w:rPr>
+          <w:rFonts w:ascii="Jost" w:hAnsi="Jost" w:cs="Jost" w:eastAsia="Jost"/>
+          <w:b w:val="0"/>
+          <w:i w:val="0"/>
+          <w:color w:val="4A3A2C"/>
+          <w:sz w:val="20"/>
+        </w:rPr>
+        <w:t>Internal "friends and family" sessions to rehearse flows: arrival, Healer consultation, breathing ritual, screening, each modality, checkout.</w:t>
       </w:r>
     </w:p>
     <w:p>
@@ -656,7 +816,7 @@
           <w:color w:val="4A3A2C"/>
           <w:sz w:val="20"/>
         </w:rPr>
-        <w:t>Booking software, payment provider and invoices tested end to end.</w:t>
+        <w:t>Booking software, WhatsApp booking, ad lead routing, payments (Apple Pay, card, cash) and invoices tested end to end.</w:t>
       </w:r>
     </w:p>
     <w:p>
@@ -881,7 +1041,23 @@
           <w:color w:val="4A3A2C"/>
           <w:sz w:val="20"/>
         </w:rPr>
-        <w:t>Instagram and TikTok: Behind the build, Meet the hosts, Founder story.</w:t>
+        <w:t>Instagram and TikTok: Behind the build, Meet the hosts, Meet the Healers, Founder story.</w:t>
+      </w:r>
+    </w:p>
+    <w:p>
+      <w:pPr>
+        <w:pStyle w:val="ListBullet"/>
+        <w:spacing w:before="0" w:after="60" w:line="300" w:lineRule="auto"/>
+      </w:pPr>
+      <w:r>
+        <w:rPr>
+          <w:rFonts w:ascii="Jost" w:hAnsi="Jost" w:cs="Jost" w:eastAsia="Jost"/>
+          <w:b w:val="0"/>
+          <w:i w:val="0"/>
+          <w:color w:val="4A3A2C"/>
+          <w:sz w:val="20"/>
+        </w:rPr>
+        <w:t>Paid ads on Meta/Instagram and Google driving to the founding-member form and WhatsApp.</w:t>
       </w:r>
     </w:p>
     <w:p>
@@ -1636,7 +1812,7 @@
                 <w:color w:val="4A3A2C"/>
                 <w:sz w:val="17"/>
               </w:rPr>
-              <w:t>Whole room: "In for four, out for six", led by breathwork guide</w:t>
+              <w:t>Whole room: "In for four, out for six", led by the Breathwork &amp; Sound Healing Facilitator, followed by a short sound bath</w:t>
             </w:r>
           </w:p>
         </w:tc>
@@ -1657,7 +1833,7 @@
                 <w:color w:val="4A3A2C"/>
                 <w:sz w:val="17"/>
               </w:rPr>
-              <w:t>Breathwork guide</w:t>
+              <w:t>Breathwork &amp; Sound Healing Facilitator</w:t>
             </w:r>
           </w:p>
         </w:tc>
@@ -1804,7 +1980,7 @@
                 <w:color w:val="4A3A2C"/>
                 <w:sz w:val="17"/>
               </w:rPr>
-              <w:t xml:space="preserve">Short demos at stations: red-light bed, compression, salt cabin, dry float. No cold or HBOT sessions for guests on the night </w:t>
+              <w:t xml:space="preserve">Short demos at stations: red-light bed, compression, salt cabin, dry float; Healers introduce the first-visit consultation. No cold or HBOT sessions for guests on the night </w:t>
             </w:r>
             <w:r>
               <w:rPr>
@@ -2108,7 +2284,7 @@
           <w:color w:val="4A3A2C"/>
           <w:sz w:val="20"/>
         </w:rPr>
-        <w:t xml:space="preserve">Safety: no guest uses cryotherapy, cold plunge, hyperbaric oxygen or IV therapy on the night. Photography only of guests wearing a consent wristband. First aid and fire marshal named </w:t>
+        <w:t xml:space="preserve">Safety: no guest uses cryotherapy, cold plunge or hyperbaric oxygen on the night. Photography only of guests wearing a consent wristband. First aid and fire marshal named </w:t>
       </w:r>
       <w:r>
         <w:rPr>
@@ -3007,7 +3183,7 @@
                 <w:color w:val="4A3A2C"/>
                 <w:sz w:val="17"/>
               </w:rPr>
-              <w:t>Paid social (founding-100)</w:t>
+              <w:t>Paid ads: Meta/Instagram and Google (founding-100 and opening)</w:t>
             </w:r>
           </w:p>
         </w:tc>
@@ -3028,7 +3204,7 @@
                 <w:color w:val="4A3A2C"/>
                 <w:sz w:val="17"/>
               </w:rPr>
-              <w:t>2</w:t>
+              <w:t>2–6</w:t>
             </w:r>
           </w:p>
         </w:tc>
@@ -3571,7 +3747,7 @@
                 <w:color w:val="4A3A2C"/>
                 <w:sz w:val="17"/>
               </w:rPr>
-              <w:t>Gift bags</w:t>
+              <w:t>Gift bags (e.g. Aura retail pieces)</w:t>
             </w:r>
           </w:p>
         </w:tc>
@@ -4322,27 +4498,7 @@
                 <w:color w:val="4A3A2C"/>
                 <w:sz w:val="17"/>
               </w:rPr>
-              <w:t>Clinical readiness (IV, screening)</w:t>
-            </w:r>
-          </w:p>
-        </w:tc>
-        <w:tc>
-          <w:tcPr>
-            <w:tcW w:type="dxa" w:w="3137"/>
-          </w:tcPr>
-          <w:p>
-            <w:pPr>
-              <w:spacing w:before="40" w:after="40" w:line="276" w:lineRule="auto"/>
-            </w:pPr>
-            <w:r>
-              <w:rPr>
-                <w:rFonts w:ascii="Jost" w:hAnsi="Jost" w:cs="Jost" w:eastAsia="Jost"/>
-                <w:b w:val="0"/>
-                <w:i w:val="0"/>
-                <w:color w:val="A6754C"/>
-                <w:sz w:val="17"/>
-              </w:rPr>
-              <w:t>[Clinical Lead]</w:t>
+              <w:t>Screening readiness and health escalation</w:t>
             </w:r>
           </w:p>
         </w:tc>
@@ -4366,12 +4522,96 @@
             </w:r>
           </w:p>
         </w:tc>
+        <w:tc>
+          <w:tcPr>
+            <w:tcW w:type="dxa" w:w="3137"/>
+          </w:tcPr>
+          <w:p>
+            <w:pPr>
+              <w:spacing w:before="40" w:after="40" w:line="276" w:lineRule="auto"/>
+            </w:pPr>
+            <w:r>
+              <w:rPr>
+                <w:rFonts w:ascii="Jost" w:hAnsi="Jost" w:cs="Jost" w:eastAsia="Jost"/>
+                <w:b w:val="0"/>
+                <w:i w:val="0"/>
+                <w:color w:val="A6754C"/>
+                <w:sz w:val="17"/>
+              </w:rPr>
+              <w:t>[Medical Director named on the licence]</w:t>
+            </w:r>
+          </w:p>
+        </w:tc>
       </w:tr>
       <w:tr>
         <w:tc>
           <w:tcPr>
             <w:tcW w:type="dxa" w:w="3137"/>
             <w:shd w:val="clear" w:color="auto" w:fill="FBF5EE"/>
+          </w:tcPr>
+          <w:p>
+            <w:pPr>
+              <w:spacing w:before="40" w:after="40" w:line="276" w:lineRule="auto"/>
+            </w:pPr>
+            <w:r>
+              <w:rPr>
+                <w:rFonts w:ascii="Jost" w:hAnsi="Jost" w:cs="Jost" w:eastAsia="Jost"/>
+                <w:b w:val="0"/>
+                <w:i w:val="0"/>
+                <w:color w:val="4A3A2C"/>
+                <w:sz w:val="17"/>
+              </w:rPr>
+              <w:t>Healer consultation readiness</w:t>
+            </w:r>
+          </w:p>
+        </w:tc>
+        <w:tc>
+          <w:tcPr>
+            <w:tcW w:type="dxa" w:w="3137"/>
+            <w:shd w:val="clear" w:color="auto" w:fill="FBF5EE"/>
+          </w:tcPr>
+          <w:p>
+            <w:pPr>
+              <w:spacing w:before="40" w:after="40" w:line="276" w:lineRule="auto"/>
+            </w:pPr>
+            <w:r>
+              <w:rPr>
+                <w:rFonts w:ascii="Jost" w:hAnsi="Jost" w:cs="Jost" w:eastAsia="Jost"/>
+                <w:b w:val="0"/>
+                <w:i w:val="0"/>
+                <w:color w:val="A6754C"/>
+                <w:sz w:val="17"/>
+              </w:rPr>
+              <w:t>[Lead Healer]</w:t>
+            </w:r>
+          </w:p>
+        </w:tc>
+        <w:tc>
+          <w:tcPr>
+            <w:tcW w:type="dxa" w:w="3137"/>
+            <w:shd w:val="clear" w:color="auto" w:fill="FBF5EE"/>
+          </w:tcPr>
+          <w:p>
+            <w:pPr>
+              <w:spacing w:before="40" w:after="40" w:line="276" w:lineRule="auto"/>
+            </w:pPr>
+            <w:r>
+              <w:rPr>
+                <w:rFonts w:ascii="Jost" w:hAnsi="Jost" w:cs="Jost" w:eastAsia="Jost"/>
+                <w:b w:val="0"/>
+                <w:i w:val="0"/>
+                <w:color w:val="4A3A2C"/>
+                <w:sz w:val="17"/>
+              </w:rPr>
+              <w:t>General Manager</w:t>
+            </w:r>
+          </w:p>
+        </w:tc>
+      </w:tr>
+      <w:tr>
+        <w:tc>
+          <w:tcPr>
+            <w:tcW w:type="dxa" w:w="3137"/>
           </w:tcPr>
           <w:p>
             <w:pPr>
@@ -4392,7 +4632,6 @@
         <w:tc>
           <w:tcPr>
             <w:tcW w:type="dxa" w:w="3137"/>
-            <w:shd w:val="clear" w:color="auto" w:fill="FBF5EE"/>
           </w:tcPr>
           <w:p>
             <w:pPr>
@@ -4413,7 +4652,6 @@
         <w:tc>
           <w:tcPr>
             <w:tcW w:type="dxa" w:w="3137"/>
-            <w:shd w:val="clear" w:color="auto" w:fill="FBF5EE"/>
           </w:tcPr>
           <w:p>
             <w:pPr>
@@ -4933,7 +5171,341 @@
                 <w:color w:val="4A3A2C"/>
                 <w:sz w:val="17"/>
               </w:rPr>
+              <w:t>Ad leads, cost per lead and lead response time</w:t>
+            </w:r>
+          </w:p>
+        </w:tc>
+        <w:tc>
+          <w:tcPr>
+            <w:tcW w:type="dxa" w:w="3137"/>
+            <w:shd w:val="clear" w:color="auto" w:fill="FBF5EE"/>
+          </w:tcPr>
+          <w:p>
+            <w:pPr>
+              <w:spacing w:before="40" w:after="40" w:line="276" w:lineRule="auto"/>
+            </w:pPr>
+            <w:r>
+              <w:rPr>
+                <w:rFonts w:ascii="Jost" w:hAnsi="Jost" w:cs="Jost" w:eastAsia="Jost"/>
+                <w:b w:val="0"/>
+                <w:i w:val="0"/>
+                <w:color w:val="A6754C"/>
+                <w:sz w:val="17"/>
+              </w:rPr>
+              <w:t>[___]</w:t>
+            </w:r>
+            <w:r>
+              <w:rPr>
+                <w:rFonts w:ascii="Jost" w:hAnsi="Jost" w:cs="Jost" w:eastAsia="Jost"/>
+                <w:b w:val="0"/>
+                <w:i w:val="0"/>
+                <w:color w:val="4A3A2C"/>
+                <w:sz w:val="17"/>
+              </w:rPr>
+              <w:t xml:space="preserve"> / AED </w:t>
+            </w:r>
+            <w:r>
+              <w:rPr>
+                <w:rFonts w:ascii="Jost" w:hAnsi="Jost" w:cs="Jost" w:eastAsia="Jost"/>
+                <w:b w:val="0"/>
+                <w:i w:val="0"/>
+                <w:color w:val="A6754C"/>
+                <w:sz w:val="17"/>
+              </w:rPr>
+              <w:t>[___]</w:t>
+            </w:r>
+            <w:r>
+              <w:rPr>
+                <w:rFonts w:ascii="Jost" w:hAnsi="Jost" w:cs="Jost" w:eastAsia="Jost"/>
+                <w:b w:val="0"/>
+                <w:i w:val="0"/>
+                <w:color w:val="4A3A2C"/>
+                <w:sz w:val="17"/>
+              </w:rPr>
+              <w:t xml:space="preserve"> / </w:t>
+            </w:r>
+            <w:r>
+              <w:rPr>
+                <w:rFonts w:ascii="Jost" w:hAnsi="Jost" w:cs="Jost" w:eastAsia="Jost"/>
+                <w:b w:val="0"/>
+                <w:i w:val="0"/>
+                <w:color w:val="A6754C"/>
+                <w:sz w:val="17"/>
+              </w:rPr>
+              <w:t>[___]</w:t>
+            </w:r>
+            <w:r>
+              <w:rPr>
+                <w:rFonts w:ascii="Jost" w:hAnsi="Jost" w:cs="Jost" w:eastAsia="Jost"/>
+                <w:b w:val="0"/>
+                <w:i w:val="0"/>
+                <w:color w:val="4A3A2C"/>
+                <w:sz w:val="17"/>
+              </w:rPr>
+              <w:t xml:space="preserve"> minutes</w:t>
+            </w:r>
+          </w:p>
+        </w:tc>
+        <w:tc>
+          <w:tcPr>
+            <w:tcW w:type="dxa" w:w="3137"/>
+            <w:shd w:val="clear" w:color="auto" w:fill="FBF5EE"/>
+          </w:tcPr>
+          <w:p>
+            <w:pPr>
+              <w:spacing w:before="40" w:after="40" w:line="276" w:lineRule="auto"/>
+            </w:pPr>
+            <w:r>
+              <w:rPr>
+                <w:rFonts w:ascii="Jost" w:hAnsi="Jost" w:cs="Jost" w:eastAsia="Jost"/>
+                <w:b w:val="0"/>
+                <w:i w:val="0"/>
+                <w:color w:val="4A3A2C"/>
+                <w:sz w:val="17"/>
+              </w:rPr>
+              <w:t>Weekly</w:t>
+            </w:r>
+          </w:p>
+        </w:tc>
+      </w:tr>
+      <w:tr>
+        <w:tc>
+          <w:tcPr>
+            <w:tcW w:type="dxa" w:w="3137"/>
+          </w:tcPr>
+          <w:p>
+            <w:pPr>
+              <w:spacing w:before="40" w:after="40" w:line="276" w:lineRule="auto"/>
+            </w:pPr>
+            <w:r>
+              <w:rPr>
+                <w:rFonts w:ascii="Jost" w:hAnsi="Jost" w:cs="Jost" w:eastAsia="Jost"/>
+                <w:b w:val="0"/>
+                <w:i w:val="0"/>
+                <w:color w:val="4A3A2C"/>
+                <w:sz w:val="17"/>
+              </w:rPr>
               <w:t>Weekly sessions booked</w:t>
+            </w:r>
+          </w:p>
+        </w:tc>
+        <w:tc>
+          <w:tcPr>
+            <w:tcW w:type="dxa" w:w="3137"/>
+          </w:tcPr>
+          <w:p>
+            <w:pPr>
+              <w:spacing w:before="40" w:after="40" w:line="276" w:lineRule="auto"/>
+            </w:pPr>
+            <w:r>
+              <w:rPr>
+                <w:rFonts w:ascii="Jost" w:hAnsi="Jost" w:cs="Jost" w:eastAsia="Jost"/>
+                <w:b w:val="0"/>
+                <w:i w:val="0"/>
+                <w:color w:val="A6754C"/>
+                <w:sz w:val="17"/>
+              </w:rPr>
+              <w:t>[___]</w:t>
+            </w:r>
+            <w:r>
+              <w:rPr>
+                <w:rFonts w:ascii="Jost" w:hAnsi="Jost" w:cs="Jost" w:eastAsia="Jost"/>
+                <w:b w:val="0"/>
+                <w:i w:val="0"/>
+                <w:color w:val="4A3A2C"/>
+                <w:sz w:val="17"/>
+              </w:rPr>
+              <w:t xml:space="preserve"> by day 90</w:t>
+            </w:r>
+          </w:p>
+        </w:tc>
+        <w:tc>
+          <w:tcPr>
+            <w:tcW w:type="dxa" w:w="3137"/>
+          </w:tcPr>
+          <w:p>
+            <w:pPr>
+              <w:spacing w:before="40" w:after="40" w:line="276" w:lineRule="auto"/>
+            </w:pPr>
+            <w:r>
+              <w:rPr>
+                <w:rFonts w:ascii="Jost" w:hAnsi="Jost" w:cs="Jost" w:eastAsia="Jost"/>
+                <w:b w:val="0"/>
+                <w:i w:val="0"/>
+                <w:color w:val="4A3A2C"/>
+                <w:sz w:val="17"/>
+              </w:rPr>
+              <w:t>Weekly</w:t>
+            </w:r>
+          </w:p>
+        </w:tc>
+      </w:tr>
+      <w:tr>
+        <w:tc>
+          <w:tcPr>
+            <w:tcW w:type="dxa" w:w="3137"/>
+            <w:shd w:val="clear" w:color="auto" w:fill="FBF5EE"/>
+          </w:tcPr>
+          <w:p>
+            <w:pPr>
+              <w:spacing w:before="40" w:after="40" w:line="276" w:lineRule="auto"/>
+            </w:pPr>
+            <w:r>
+              <w:rPr>
+                <w:rFonts w:ascii="Jost" w:hAnsi="Jost" w:cs="Jost" w:eastAsia="Jost"/>
+                <w:b w:val="0"/>
+                <w:i w:val="0"/>
+                <w:color w:val="4A3A2C"/>
+                <w:sz w:val="17"/>
+              </w:rPr>
+              <w:t>Utilisation by modality</w:t>
+            </w:r>
+          </w:p>
+        </w:tc>
+        <w:tc>
+          <w:tcPr>
+            <w:tcW w:type="dxa" w:w="3137"/>
+            <w:shd w:val="clear" w:color="auto" w:fill="FBF5EE"/>
+          </w:tcPr>
+          <w:p>
+            <w:pPr>
+              <w:spacing w:before="40" w:after="40" w:line="276" w:lineRule="auto"/>
+            </w:pPr>
+            <w:r>
+              <w:rPr>
+                <w:rFonts w:ascii="Jost" w:hAnsi="Jost" w:cs="Jost" w:eastAsia="Jost"/>
+                <w:b w:val="0"/>
+                <w:i w:val="0"/>
+                <w:color w:val="A6754C"/>
+                <w:sz w:val="17"/>
+              </w:rPr>
+              <w:t>[___]</w:t>
+            </w:r>
+            <w:r>
+              <w:rPr>
+                <w:rFonts w:ascii="Jost" w:hAnsi="Jost" w:cs="Jost" w:eastAsia="Jost"/>
+                <w:b w:val="0"/>
+                <w:i w:val="0"/>
+                <w:color w:val="4A3A2C"/>
+                <w:sz w:val="17"/>
+              </w:rPr>
+              <w:t>% average by day 90</w:t>
+            </w:r>
+          </w:p>
+        </w:tc>
+        <w:tc>
+          <w:tcPr>
+            <w:tcW w:type="dxa" w:w="3137"/>
+            <w:shd w:val="clear" w:color="auto" w:fill="FBF5EE"/>
+          </w:tcPr>
+          <w:p>
+            <w:pPr>
+              <w:spacing w:before="40" w:after="40" w:line="276" w:lineRule="auto"/>
+            </w:pPr>
+            <w:r>
+              <w:rPr>
+                <w:rFonts w:ascii="Jost" w:hAnsi="Jost" w:cs="Jost" w:eastAsia="Jost"/>
+                <w:b w:val="0"/>
+                <w:i w:val="0"/>
+                <w:color w:val="4A3A2C"/>
+                <w:sz w:val="17"/>
+              </w:rPr>
+              <w:t>Weekly</w:t>
+            </w:r>
+          </w:p>
+        </w:tc>
+      </w:tr>
+      <w:tr>
+        <w:tc>
+          <w:tcPr>
+            <w:tcW w:type="dxa" w:w="3137"/>
+          </w:tcPr>
+          <w:p>
+            <w:pPr>
+              <w:spacing w:before="40" w:after="40" w:line="276" w:lineRule="auto"/>
+            </w:pPr>
+            <w:r>
+              <w:rPr>
+                <w:rFonts w:ascii="Jost" w:hAnsi="Jost" w:cs="Jost" w:eastAsia="Jost"/>
+                <w:b w:val="0"/>
+                <w:i w:val="0"/>
+                <w:color w:val="4A3A2C"/>
+                <w:sz w:val="17"/>
+              </w:rPr>
+              <w:t>Guest-pass to first paid visit conversion</w:t>
+            </w:r>
+          </w:p>
+        </w:tc>
+        <w:tc>
+          <w:tcPr>
+            <w:tcW w:type="dxa" w:w="3137"/>
+          </w:tcPr>
+          <w:p>
+            <w:pPr>
+              <w:spacing w:before="40" w:after="40" w:line="276" w:lineRule="auto"/>
+            </w:pPr>
+            <w:r>
+              <w:rPr>
+                <w:rFonts w:ascii="Jost" w:hAnsi="Jost" w:cs="Jost" w:eastAsia="Jost"/>
+                <w:b w:val="0"/>
+                <w:i w:val="0"/>
+                <w:color w:val="A6754C"/>
+                <w:sz w:val="17"/>
+              </w:rPr>
+              <w:t>[___]</w:t>
+            </w:r>
+            <w:r>
+              <w:rPr>
+                <w:rFonts w:ascii="Jost" w:hAnsi="Jost" w:cs="Jost" w:eastAsia="Jost"/>
+                <w:b w:val="0"/>
+                <w:i w:val="0"/>
+                <w:color w:val="4A3A2C"/>
+                <w:sz w:val="17"/>
+              </w:rPr>
+              <w:t>%</w:t>
+            </w:r>
+          </w:p>
+        </w:tc>
+        <w:tc>
+          <w:tcPr>
+            <w:tcW w:type="dxa" w:w="3137"/>
+          </w:tcPr>
+          <w:p>
+            <w:pPr>
+              <w:spacing w:before="40" w:after="40" w:line="276" w:lineRule="auto"/>
+            </w:pPr>
+            <w:r>
+              <w:rPr>
+                <w:rFonts w:ascii="Jost" w:hAnsi="Jost" w:cs="Jost" w:eastAsia="Jost"/>
+                <w:b w:val="0"/>
+                <w:i w:val="0"/>
+                <w:color w:val="4A3A2C"/>
+                <w:sz w:val="17"/>
+              </w:rPr>
+              <w:t>Monthly</w:t>
+            </w:r>
+          </w:p>
+        </w:tc>
+      </w:tr>
+      <w:tr>
+        <w:tc>
+          <w:tcPr>
+            <w:tcW w:type="dxa" w:w="3137"/>
+            <w:shd w:val="clear" w:color="auto" w:fill="FBF5EE"/>
+          </w:tcPr>
+          <w:p>
+            <w:pPr>
+              <w:spacing w:before="40" w:after="40" w:line="276" w:lineRule="auto"/>
+            </w:pPr>
+            <w:r>
+              <w:rPr>
+                <w:rFonts w:ascii="Jost" w:hAnsi="Jost" w:cs="Jost" w:eastAsia="Jost"/>
+                <w:b w:val="0"/>
+                <w:i w:val="0"/>
+                <w:color w:val="4A3A2C"/>
+                <w:sz w:val="17"/>
+              </w:rPr>
+              <w:t>Active members</w:t>
             </w:r>
           </w:p>
         </w:tc>
@@ -4985,153 +5557,6 @@
                 <w:color w:val="4A3A2C"/>
                 <w:sz w:val="17"/>
               </w:rPr>
-              <w:t>Weekly</w:t>
-            </w:r>
-          </w:p>
-        </w:tc>
-      </w:tr>
-      <w:tr>
-        <w:tc>
-          <w:tcPr>
-            <w:tcW w:type="dxa" w:w="3137"/>
-          </w:tcPr>
-          <w:p>
-            <w:pPr>
-              <w:spacing w:before="40" w:after="40" w:line="276" w:lineRule="auto"/>
-            </w:pPr>
-            <w:r>
-              <w:rPr>
-                <w:rFonts w:ascii="Jost" w:hAnsi="Jost" w:cs="Jost" w:eastAsia="Jost"/>
-                <w:b w:val="0"/>
-                <w:i w:val="0"/>
-                <w:color w:val="4A3A2C"/>
-                <w:sz w:val="17"/>
-              </w:rPr>
-              <w:t>Utilisation by modality</w:t>
-            </w:r>
-          </w:p>
-        </w:tc>
-        <w:tc>
-          <w:tcPr>
-            <w:tcW w:type="dxa" w:w="3137"/>
-          </w:tcPr>
-          <w:p>
-            <w:pPr>
-              <w:spacing w:before="40" w:after="40" w:line="276" w:lineRule="auto"/>
-            </w:pPr>
-            <w:r>
-              <w:rPr>
-                <w:rFonts w:ascii="Jost" w:hAnsi="Jost" w:cs="Jost" w:eastAsia="Jost"/>
-                <w:b w:val="0"/>
-                <w:i w:val="0"/>
-                <w:color w:val="A6754C"/>
-                <w:sz w:val="17"/>
-              </w:rPr>
-              <w:t>[___]</w:t>
-            </w:r>
-            <w:r>
-              <w:rPr>
-                <w:rFonts w:ascii="Jost" w:hAnsi="Jost" w:cs="Jost" w:eastAsia="Jost"/>
-                <w:b w:val="0"/>
-                <w:i w:val="0"/>
-                <w:color w:val="4A3A2C"/>
-                <w:sz w:val="17"/>
-              </w:rPr>
-              <w:t>% average by day 90</w:t>
-            </w:r>
-          </w:p>
-        </w:tc>
-        <w:tc>
-          <w:tcPr>
-            <w:tcW w:type="dxa" w:w="3137"/>
-          </w:tcPr>
-          <w:p>
-            <w:pPr>
-              <w:spacing w:before="40" w:after="40" w:line="276" w:lineRule="auto"/>
-            </w:pPr>
-            <w:r>
-              <w:rPr>
-                <w:rFonts w:ascii="Jost" w:hAnsi="Jost" w:cs="Jost" w:eastAsia="Jost"/>
-                <w:b w:val="0"/>
-                <w:i w:val="0"/>
-                <w:color w:val="4A3A2C"/>
-                <w:sz w:val="17"/>
-              </w:rPr>
-              <w:t>Weekly</w:t>
-            </w:r>
-          </w:p>
-        </w:tc>
-      </w:tr>
-      <w:tr>
-        <w:tc>
-          <w:tcPr>
-            <w:tcW w:type="dxa" w:w="3137"/>
-            <w:shd w:val="clear" w:color="auto" w:fill="FBF5EE"/>
-          </w:tcPr>
-          <w:p>
-            <w:pPr>
-              <w:spacing w:before="40" w:after="40" w:line="276" w:lineRule="auto"/>
-            </w:pPr>
-            <w:r>
-              <w:rPr>
-                <w:rFonts w:ascii="Jost" w:hAnsi="Jost" w:cs="Jost" w:eastAsia="Jost"/>
-                <w:b w:val="0"/>
-                <w:i w:val="0"/>
-                <w:color w:val="4A3A2C"/>
-                <w:sz w:val="17"/>
-              </w:rPr>
-              <w:t>Guest-pass to first paid visit conversion</w:t>
-            </w:r>
-          </w:p>
-        </w:tc>
-        <w:tc>
-          <w:tcPr>
-            <w:tcW w:type="dxa" w:w="3137"/>
-            <w:shd w:val="clear" w:color="auto" w:fill="FBF5EE"/>
-          </w:tcPr>
-          <w:p>
-            <w:pPr>
-              <w:spacing w:before="40" w:after="40" w:line="276" w:lineRule="auto"/>
-            </w:pPr>
-            <w:r>
-              <w:rPr>
-                <w:rFonts w:ascii="Jost" w:hAnsi="Jost" w:cs="Jost" w:eastAsia="Jost"/>
-                <w:b w:val="0"/>
-                <w:i w:val="0"/>
-                <w:color w:val="A6754C"/>
-                <w:sz w:val="17"/>
-              </w:rPr>
-              <w:t>[___]</w:t>
-            </w:r>
-            <w:r>
-              <w:rPr>
-                <w:rFonts w:ascii="Jost" w:hAnsi="Jost" w:cs="Jost" w:eastAsia="Jost"/>
-                <w:b w:val="0"/>
-                <w:i w:val="0"/>
-                <w:color w:val="4A3A2C"/>
-                <w:sz w:val="17"/>
-              </w:rPr>
-              <w:t>%</w:t>
-            </w:r>
-          </w:p>
-        </w:tc>
-        <w:tc>
-          <w:tcPr>
-            <w:tcW w:type="dxa" w:w="3137"/>
-            <w:shd w:val="clear" w:color="auto" w:fill="FBF5EE"/>
-          </w:tcPr>
-          <w:p>
-            <w:pPr>
-              <w:spacing w:before="40" w:after="40" w:line="276" w:lineRule="auto"/>
-            </w:pPr>
-            <w:r>
-              <w:rPr>
-                <w:rFonts w:ascii="Jost" w:hAnsi="Jost" w:cs="Jost" w:eastAsia="Jost"/>
-                <w:b w:val="0"/>
-                <w:i w:val="0"/>
-                <w:color w:val="4A3A2C"/>
-                <w:sz w:val="17"/>
-              </w:rPr>
               <w:t>Monthly</w:t>
             </w:r>
           </w:p>
@@ -5154,79 +5579,6 @@
                 <w:color w:val="4A3A2C"/>
                 <w:sz w:val="17"/>
               </w:rPr>
-              <w:t>Active members</w:t>
-            </w:r>
-          </w:p>
-        </w:tc>
-        <w:tc>
-          <w:tcPr>
-            <w:tcW w:type="dxa" w:w="3137"/>
-          </w:tcPr>
-          <w:p>
-            <w:pPr>
-              <w:spacing w:before="40" w:after="40" w:line="276" w:lineRule="auto"/>
-            </w:pPr>
-            <w:r>
-              <w:rPr>
-                <w:rFonts w:ascii="Jost" w:hAnsi="Jost" w:cs="Jost" w:eastAsia="Jost"/>
-                <w:b w:val="0"/>
-                <w:i w:val="0"/>
-                <w:color w:val="A6754C"/>
-                <w:sz w:val="17"/>
-              </w:rPr>
-              <w:t>[___]</w:t>
-            </w:r>
-            <w:r>
-              <w:rPr>
-                <w:rFonts w:ascii="Jost" w:hAnsi="Jost" w:cs="Jost" w:eastAsia="Jost"/>
-                <w:b w:val="0"/>
-                <w:i w:val="0"/>
-                <w:color w:val="4A3A2C"/>
-                <w:sz w:val="17"/>
-              </w:rPr>
-              <w:t xml:space="preserve"> by day 90</w:t>
-            </w:r>
-          </w:p>
-        </w:tc>
-        <w:tc>
-          <w:tcPr>
-            <w:tcW w:type="dxa" w:w="3137"/>
-          </w:tcPr>
-          <w:p>
-            <w:pPr>
-              <w:spacing w:before="40" w:after="40" w:line="276" w:lineRule="auto"/>
-            </w:pPr>
-            <w:r>
-              <w:rPr>
-                <w:rFonts w:ascii="Jost" w:hAnsi="Jost" w:cs="Jost" w:eastAsia="Jost"/>
-                <w:b w:val="0"/>
-                <w:i w:val="0"/>
-                <w:color w:val="4A3A2C"/>
-                <w:sz w:val="17"/>
-              </w:rPr>
-              <w:t>Monthly</w:t>
-            </w:r>
-          </w:p>
-        </w:tc>
-      </w:tr>
-      <w:tr>
-        <w:tc>
-          <w:tcPr>
-            <w:tcW w:type="dxa" w:w="3137"/>
-            <w:shd w:val="clear" w:color="auto" w:fill="FBF5EE"/>
-          </w:tcPr>
-          <w:p>
-            <w:pPr>
-              <w:spacing w:before="40" w:after="40" w:line="276" w:lineRule="auto"/>
-            </w:pPr>
-            <w:r>
-              <w:rPr>
-                <w:rFonts w:ascii="Jost" w:hAnsi="Jost" w:cs="Jost" w:eastAsia="Jost"/>
-                <w:b w:val="0"/>
-                <w:i w:val="0"/>
-                <w:color w:val="4A3A2C"/>
-                <w:sz w:val="17"/>
-              </w:rPr>
               <w:t>Guest satisfaction</w:t>
             </w:r>
           </w:p>
@@ -5234,7 +5586,6 @@
         <w:tc>
           <w:tcPr>
             <w:tcW w:type="dxa" w:w="3137"/>
-            <w:shd w:val="clear" w:color="auto" w:fill="FBF5EE"/>
           </w:tcPr>
           <w:p>
             <w:pPr>
@@ -5265,7 +5616,6 @@
         <w:tc>
           <w:tcPr>
             <w:tcW w:type="dxa" w:w="3137"/>
-            <w:shd w:val="clear" w:color="auto" w:fill="FBF5EE"/>
           </w:tcPr>
           <w:p>
             <w:pPr>
